--- a/backend/static/templates/onboarding/banking_onboarding_kit.docx
+++ b/backend/static/templates/onboarding/banking_onboarding_kit.docx
@@ -27,7 +27,7 @@
           <w:color w:val="64748B"/>
           <w:sz w:val="22"/>
         </w:rPr>
-        <w:t>Industry Vertical: banking | Accounts, deposits, credit cards, claim processes &amp; branch locator</w:t>
+        <w:t>Industry Vertical: banking | Meridian Bank — Bank of All Banks</w:t>
       </w:r>
     </w:p>
     <w:tbl>
@@ -187,7 +187,7 @@
               <w:rPr>
                 <w:sz w:val="18"/>
               </w:rPr>
-              <w:t>Meridian Premier Bank</w:t>
+              <w:t>Meridian Bank</w:t>
             </w:r>
           </w:p>
         </w:tc>
@@ -233,7 +233,7 @@
               <w:rPr>
                 <w:sz w:val="18"/>
               </w:rPr>
-              <w:t>Meridian Premier Bank</w:t>
+              <w:t>Meridian Bank</w:t>
             </w:r>
           </w:p>
         </w:tc>
@@ -371,7 +371,7 @@
               <w:rPr>
                 <w:sz w:val="18"/>
               </w:rPr>
-              <w:t>Accounts, deposits, credit cards, claim processes &amp; branch locator</w:t>
+              <w:t>Meridian Bank — Bank of All Banks</w:t>
             </w:r>
           </w:p>
         </w:tc>
@@ -417,7 +417,7 @@
               <w:rPr>
                 <w:sz w:val="18"/>
               </w:rPr>
-              <w:t>https://www.meridianbank.com</w:t>
+              <w:t>https://www.meridianbanker.com/</w:t>
             </w:r>
           </w:p>
         </w:tc>
@@ -463,7 +463,7 @@
               <w:rPr>
                 <w:sz w:val="18"/>
               </w:rPr>
-              <w:t>support@meridianbank.com</w:t>
+              <w:t>care@meridianbank.com</w:t>
             </w:r>
           </w:p>
         </w:tc>
@@ -509,7 +509,7 @@
               <w:rPr>
                 <w:sz w:val="18"/>
               </w:rPr>
-              <w:t>+91 9876543210</w:t>
+              <w:t>+91 7418527567</w:t>
             </w:r>
           </w:p>
         </w:tc>
@@ -601,7 +601,7 @@
               <w:rPr>
                 <w:sz w:val="18"/>
               </w:rPr>
-              <w:t>09:30 AM - 05:00 PM (Mon-Fri, 1st/3rd/5th Sat)</w:t>
+              <w:t>09:00 AM - 06:00 PM (Mon-Fri) | Phone banking 24x7</w:t>
             </w:r>
           </w:p>
         </w:tc>
@@ -1032,6 +1032,15 @@
         <w:t>[SECTION: CATALOG &amp; OFFERINGS]</w:t>
       </w:r>
     </w:p>
+    <w:p>
+      <w:r>
+        <w:rPr>
+          <w:i/>
+          <w:sz w:val="17"/>
+        </w:rPr>
+        <w:t>Image URL column: paste a public https link to the product/property photo (JPG/PNG/WebP). Leave blank if none. On publish, images are stored on the offering and shown in chat/catalog.</w:t>
+      </w:r>
+    </w:p>
     <w:tbl>
       <w:tblPr>
         <w:tblW w:type="auto" w:w="0"/>
@@ -1047,17 +1056,18 @@
         </w:tblBorders>
       </w:tblPr>
       <w:tblGrid>
-        <w:gridCol w:w="1680"/>
-        <w:gridCol w:w="1680"/>
-        <w:gridCol w:w="1680"/>
-        <w:gridCol w:w="1680"/>
-        <w:gridCol w:w="1680"/>
-        <w:gridCol w:w="1680"/>
+        <w:gridCol w:w="1440"/>
+        <w:gridCol w:w="1440"/>
+        <w:gridCol w:w="1440"/>
+        <w:gridCol w:w="1440"/>
+        <w:gridCol w:w="1440"/>
+        <w:gridCol w:w="1440"/>
+        <w:gridCol w:w="1440"/>
       </w:tblGrid>
       <w:tr>
         <w:tc>
           <w:tcPr>
-            <w:tcW w:type="dxa" w:w="1680"/>
+            <w:tcW w:type="dxa" w:w="1440"/>
             <w:shd w:fill="0F766E"/>
           </w:tcPr>
           <w:p>
@@ -1073,7 +1083,7 @@
         </w:tc>
         <w:tc>
           <w:tcPr>
-            <w:tcW w:type="dxa" w:w="1680"/>
+            <w:tcW w:type="dxa" w:w="1440"/>
             <w:shd w:fill="0F766E"/>
           </w:tcPr>
           <w:p>
@@ -1089,7 +1099,7 @@
         </w:tc>
         <w:tc>
           <w:tcPr>
-            <w:tcW w:type="dxa" w:w="1680"/>
+            <w:tcW w:type="dxa" w:w="1440"/>
             <w:shd w:fill="0F766E"/>
           </w:tcPr>
           <w:p>
@@ -1105,7 +1115,7 @@
         </w:tc>
         <w:tc>
           <w:tcPr>
-            <w:tcW w:type="dxa" w:w="1680"/>
+            <w:tcW w:type="dxa" w:w="1440"/>
             <w:shd w:fill="0F766E"/>
           </w:tcPr>
           <w:p>
@@ -1121,7 +1131,7 @@
         </w:tc>
         <w:tc>
           <w:tcPr>
-            <w:tcW w:type="dxa" w:w="1680"/>
+            <w:tcW w:type="dxa" w:w="1440"/>
             <w:shd w:fill="0F766E"/>
           </w:tcPr>
           <w:p>
@@ -1137,7 +1147,7 @@
         </w:tc>
         <w:tc>
           <w:tcPr>
-            <w:tcW w:type="dxa" w:w="1680"/>
+            <w:tcW w:type="dxa" w:w="1440"/>
             <w:shd w:fill="0F766E"/>
           </w:tcPr>
           <w:p>
@@ -1151,11 +1161,27 @@
             </w:r>
           </w:p>
         </w:tc>
+        <w:tc>
+          <w:tcPr>
+            <w:tcW w:type="dxa" w:w="1440"/>
+            <w:shd w:fill="0F766E"/>
+          </w:tcPr>
+          <w:p>
+            <w:r>
+              <w:rPr>
+                <w:b/>
+                <w:color w:val="FFFFFF"/>
+                <w:sz w:val="16"/>
+              </w:rPr>
+              <w:t>Image URL</w:t>
+            </w:r>
+          </w:p>
+        </w:tc>
       </w:tr>
       <w:tr>
         <w:tc>
           <w:tcPr>
-            <w:tcW w:type="dxa" w:w="1680"/>
+            <w:tcW w:type="dxa" w:w="1440"/>
             <w:shd w:fill="FFFFFF"/>
           </w:tcPr>
           <w:p>
@@ -1163,13 +1189,13 @@
               <w:rPr>
                 <w:sz w:val="16"/>
               </w:rPr>
-              <w:t>Meridian Elite Savings Account</w:t>
+              <w:t>Meridian Savings Account</w:t>
             </w:r>
           </w:p>
         </w:tc>
         <w:tc>
           <w:tcPr>
-            <w:tcW w:type="dxa" w:w="1680"/>
+            <w:tcW w:type="dxa" w:w="1440"/>
             <w:shd w:fill="FFFFFF"/>
           </w:tcPr>
           <w:p>
@@ -1183,7 +1209,7 @@
         </w:tc>
         <w:tc>
           <w:tcPr>
-            <w:tcW w:type="dxa" w:w="1680"/>
+            <w:tcW w:type="dxa" w:w="1440"/>
             <w:shd w:fill="FFFFFF"/>
           </w:tcPr>
           <w:p>
@@ -1191,13 +1217,13 @@
               <w:rPr>
                 <w:sz w:val="16"/>
               </w:rPr>
-              <w:t>Up to 7.10% p.a.</w:t>
+              <w:t>As published (quarterly credit)</w:t>
             </w:r>
           </w:p>
         </w:tc>
         <w:tc>
           <w:tcPr>
-            <w:tcW w:type="dxa" w:w="1680"/>
+            <w:tcW w:type="dxa" w:w="1440"/>
             <w:shd w:fill="FFFFFF"/>
           </w:tcPr>
           <w:p>
@@ -1205,13 +1231,13 @@
               <w:rPr>
                 <w:sz w:val="16"/>
               </w:rPr>
-              <w:t>Free platinum debit card, unlimited ATM withdrawals, airport lounge access</w:t>
+              <w:t>Digital KYC, debit card, net/mobile banking</w:t>
             </w:r>
           </w:p>
         </w:tc>
         <w:tc>
           <w:tcPr>
-            <w:tcW w:type="dxa" w:w="1680"/>
+            <w:tcW w:type="dxa" w:w="1440"/>
             <w:shd w:fill="FFFFFF"/>
           </w:tcPr>
           <w:p>
@@ -1219,13 +1245,13 @@
               <w:rPr>
                 <w:sz w:val="16"/>
               </w:rPr>
-              <w:t>Resident Indian, 18+ years</w:t>
+              <w:t>Resident Indian, 18+</w:t>
             </w:r>
           </w:p>
         </w:tc>
         <w:tc>
           <w:tcPr>
-            <w:tcW w:type="dxa" w:w="1680"/>
+            <w:tcW w:type="dxa" w:w="1440"/>
             <w:shd w:fill="FFFFFF"/>
           </w:tcPr>
           <w:p>
@@ -1233,7 +1259,21 @@
               <w:rPr>
                 <w:sz w:val="16"/>
               </w:rPr>
-              <w:t>₹10,000 AMB</w:t>
+              <w:t>₹5,000 AMB / zero-balance salary</w:t>
+            </w:r>
+          </w:p>
+        </w:tc>
+        <w:tc>
+          <w:tcPr>
+            <w:tcW w:type="dxa" w:w="1440"/>
+            <w:shd w:fill="FFFFFF"/>
+          </w:tcPr>
+          <w:p>
+            <w:r>
+              <w:rPr>
+                <w:sz w:val="16"/>
+              </w:rPr>
+              <w:t>https://images.unsplash.com/photo-1554224155-6726b3ff858f?auto=format&amp;fit=crop&amp;w=800&amp;q=80</w:t>
             </w:r>
           </w:p>
         </w:tc>
@@ -1241,7 +1281,7 @@
       <w:tr>
         <w:tc>
           <w:tcPr>
-            <w:tcW w:type="dxa" w:w="1680"/>
+            <w:tcW w:type="dxa" w:w="1440"/>
             <w:shd w:fill="F0FDFA"/>
           </w:tcPr>
           <w:p>
@@ -1249,13 +1289,13 @@
               <w:rPr>
                 <w:sz w:val="16"/>
               </w:rPr>
-              <w:t>Smart Fixed Deposit Scheme</w:t>
+              <w:t>Meridian Fixed Deposit</w:t>
             </w:r>
           </w:p>
         </w:tc>
         <w:tc>
           <w:tcPr>
-            <w:tcW w:type="dxa" w:w="1680"/>
+            <w:tcW w:type="dxa" w:w="1440"/>
             <w:shd w:fill="F0FDFA"/>
           </w:tcPr>
           <w:p>
@@ -1269,7 +1309,7 @@
         </w:tc>
         <w:tc>
           <w:tcPr>
-            <w:tcW w:type="dxa" w:w="1680"/>
+            <w:tcW w:type="dxa" w:w="1440"/>
             <w:shd w:fill="F0FDFA"/>
           </w:tcPr>
           <w:p>
@@ -1277,13 +1317,13 @@
               <w:rPr>
                 <w:sz w:val="16"/>
               </w:rPr>
-              <w:t>7.65% p.a. (8.15% for Seniors)</w:t>
+              <w:t>Competitive FD rates + senior upside</w:t>
             </w:r>
           </w:p>
         </w:tc>
         <w:tc>
           <w:tcPr>
-            <w:tcW w:type="dxa" w:w="1680"/>
+            <w:tcW w:type="dxa" w:w="1440"/>
             <w:shd w:fill="F0FDFA"/>
           </w:tcPr>
           <w:p>
@@ -1291,13 +1331,13 @@
               <w:rPr>
                 <w:sz w:val="16"/>
               </w:rPr>
-              <w:t>Flexible tenure (7 days to 10 yrs), monthly payout option, loan against FD</w:t>
+              <w:t>Flexible tenure, loan against FD</w:t>
             </w:r>
           </w:p>
         </w:tc>
         <w:tc>
           <w:tcPr>
-            <w:tcW w:type="dxa" w:w="1680"/>
+            <w:tcW w:type="dxa" w:w="1440"/>
             <w:shd w:fill="F0FDFA"/>
           </w:tcPr>
           <w:p>
@@ -1305,13 +1345,13 @@
               <w:rPr>
                 <w:sz w:val="16"/>
               </w:rPr>
-              <w:t>Individual or Joint</w:t>
+              <w:t>Individual / Joint</w:t>
             </w:r>
           </w:p>
         </w:tc>
         <w:tc>
           <w:tcPr>
-            <w:tcW w:type="dxa" w:w="1680"/>
+            <w:tcW w:type="dxa" w:w="1440"/>
             <w:shd w:fill="F0FDFA"/>
           </w:tcPr>
           <w:p>
@@ -1323,11 +1363,25 @@
             </w:r>
           </w:p>
         </w:tc>
+        <w:tc>
+          <w:tcPr>
+            <w:tcW w:type="dxa" w:w="1440"/>
+            <w:shd w:fill="F0FDFA"/>
+          </w:tcPr>
+          <w:p>
+            <w:r>
+              <w:rPr>
+                <w:sz w:val="16"/>
+              </w:rPr>
+              <w:t>https://images.unsplash.com/photo-1579621970563-ebec7560ff3e?auto=format&amp;fit=crop&amp;w=800&amp;q=80</w:t>
+            </w:r>
+          </w:p>
+        </w:tc>
       </w:tr>
       <w:tr>
         <w:tc>
           <w:tcPr>
-            <w:tcW w:type="dxa" w:w="1680"/>
+            <w:tcW w:type="dxa" w:w="1440"/>
             <w:shd w:fill="FFFFFF"/>
           </w:tcPr>
           <w:p>
@@ -1335,13 +1389,13 @@
               <w:rPr>
                 <w:sz w:val="16"/>
               </w:rPr>
-              <w:t>Meridian CashBack Credit Card</w:t>
+              <w:t>CashBack / Travel Credit Card</w:t>
             </w:r>
           </w:p>
         </w:tc>
         <w:tc>
           <w:tcPr>
-            <w:tcW w:type="dxa" w:w="1680"/>
+            <w:tcW w:type="dxa" w:w="1440"/>
             <w:shd w:fill="FFFFFF"/>
           </w:tcPr>
           <w:p>
@@ -1355,7 +1409,7 @@
         </w:tc>
         <w:tc>
           <w:tcPr>
-            <w:tcW w:type="dxa" w:w="1680"/>
+            <w:tcW w:type="dxa" w:w="1440"/>
             <w:shd w:fill="FFFFFF"/>
           </w:tcPr>
           <w:p>
@@ -1363,13 +1417,13 @@
               <w:rPr>
                 <w:sz w:val="16"/>
               </w:rPr>
-              <w:t>₹499/yr (Waived on ₹50k spend)</w:t>
+              <w:t>Annual fee as per variant</w:t>
             </w:r>
           </w:p>
         </w:tc>
         <w:tc>
           <w:tcPr>
-            <w:tcW w:type="dxa" w:w="1680"/>
+            <w:tcW w:type="dxa" w:w="1440"/>
             <w:shd w:fill="FFFFFF"/>
           </w:tcPr>
           <w:p>
@@ -1377,13 +1431,13 @@
               <w:rPr>
                 <w:sz w:val="16"/>
               </w:rPr>
-              <w:t>5% cashback on online food &amp; shopping, 1% fuel surcharge waiver</w:t>
+              <w:t>Contactless, rewards, secured-against-FD option</w:t>
             </w:r>
           </w:p>
         </w:tc>
         <w:tc>
           <w:tcPr>
-            <w:tcW w:type="dxa" w:w="1680"/>
+            <w:tcW w:type="dxa" w:w="1440"/>
             <w:shd w:fill="FFFFFF"/>
           </w:tcPr>
           <w:p>
@@ -1391,13 +1445,13 @@
               <w:rPr>
                 <w:sz w:val="16"/>
               </w:rPr>
-              <w:t>Annual Income &gt; ₹3.6 Lakhs</w:t>
+              <w:t>Income ₹20,000+/mo or FD secure</w:t>
             </w:r>
           </w:p>
         </w:tc>
         <w:tc>
           <w:tcPr>
-            <w:tcW w:type="dxa" w:w="1680"/>
+            <w:tcW w:type="dxa" w:w="1440"/>
             <w:shd w:fill="FFFFFF"/>
           </w:tcPr>
           <w:p>
@@ -1409,11 +1463,25 @@
             </w:r>
           </w:p>
         </w:tc>
+        <w:tc>
+          <w:tcPr>
+            <w:tcW w:type="dxa" w:w="1440"/>
+            <w:shd w:fill="FFFFFF"/>
+          </w:tcPr>
+          <w:p>
+            <w:r>
+              <w:rPr>
+                <w:sz w:val="16"/>
+              </w:rPr>
+              <w:t>https://images.unsplash.com/photo-1556742049-0cfed4f6a45d?auto=format&amp;fit=crop&amp;w=800&amp;q=80</w:t>
+            </w:r>
+          </w:p>
+        </w:tc>
       </w:tr>
       <w:tr>
         <w:tc>
           <w:tcPr>
-            <w:tcW w:type="dxa" w:w="1680"/>
+            <w:tcW w:type="dxa" w:w="1440"/>
             <w:shd w:fill="F0FDFA"/>
           </w:tcPr>
           <w:p>
@@ -1421,13 +1489,13 @@
               <w:rPr>
                 <w:sz w:val="16"/>
               </w:rPr>
-              <w:t>Express Home Loan</w:t>
+              <w:t>Home Loan</w:t>
             </w:r>
           </w:p>
         </w:tc>
         <w:tc>
           <w:tcPr>
-            <w:tcW w:type="dxa" w:w="1680"/>
+            <w:tcW w:type="dxa" w:w="1440"/>
             <w:shd w:fill="F0FDFA"/>
           </w:tcPr>
           <w:p>
@@ -1441,7 +1509,7 @@
         </w:tc>
         <w:tc>
           <w:tcPr>
-            <w:tcW w:type="dxa" w:w="1680"/>
+            <w:tcW w:type="dxa" w:w="1440"/>
             <w:shd w:fill="F0FDFA"/>
           </w:tcPr>
           <w:p>
@@ -1449,13 +1517,13 @@
               <w:rPr>
                 <w:sz w:val="16"/>
               </w:rPr>
-              <w:t>Starting 8.35% p.a.</w:t>
+              <w:t>From 8.50% p.a.*</w:t>
             </w:r>
           </w:p>
         </w:tc>
         <w:tc>
           <w:tcPr>
-            <w:tcW w:type="dxa" w:w="1680"/>
+            <w:tcW w:type="dxa" w:w="1440"/>
             <w:shd w:fill="F0FDFA"/>
           </w:tcPr>
           <w:p>
@@ -1463,13 +1531,13 @@
               <w:rPr>
                 <w:sz w:val="16"/>
               </w:rPr>
-              <w:t>Zero prepayment penalty, quick sanction in 48 hours, up to 30 year tenure</w:t>
+              <w:t>Up to 80% LTV, tenure up to 30 years</w:t>
             </w:r>
           </w:p>
         </w:tc>
         <w:tc>
           <w:tcPr>
-            <w:tcW w:type="dxa" w:w="1680"/>
+            <w:tcW w:type="dxa" w:w="1440"/>
             <w:shd w:fill="F0FDFA"/>
           </w:tcPr>
           <w:p>
@@ -1477,13 +1545,13 @@
               <w:rPr>
                 <w:sz w:val="16"/>
               </w:rPr>
-              <w:t>Salaried / Self-Employed</w:t>
+              <w:t>Age 21–65, income norms apply</w:t>
             </w:r>
           </w:p>
         </w:tc>
         <w:tc>
           <w:tcPr>
-            <w:tcW w:type="dxa" w:w="1680"/>
+            <w:tcW w:type="dxa" w:w="1440"/>
             <w:shd w:fill="F0FDFA"/>
           </w:tcPr>
           <w:p>
@@ -1495,11 +1563,25 @@
             </w:r>
           </w:p>
         </w:tc>
+        <w:tc>
+          <w:tcPr>
+            <w:tcW w:type="dxa" w:w="1440"/>
+            <w:shd w:fill="F0FDFA"/>
+          </w:tcPr>
+          <w:p>
+            <w:r>
+              <w:rPr>
+                <w:sz w:val="16"/>
+              </w:rPr>
+              <w:t>https://images.unsplash.com/photo-1560518883-ce09059eeffa?auto=format&amp;fit=crop&amp;w=800&amp;q=80</w:t>
+            </w:r>
+          </w:p>
+        </w:tc>
       </w:tr>
       <w:tr>
         <w:tc>
           <w:tcPr>
-            <w:tcW w:type="dxa" w:w="1680"/>
+            <w:tcW w:type="dxa" w:w="1440"/>
             <w:shd w:fill="FEF3C7"/>
           </w:tcPr>
           <w:p>
@@ -1514,7 +1596,7 @@
         </w:tc>
         <w:tc>
           <w:tcPr>
-            <w:tcW w:type="dxa" w:w="1680"/>
+            <w:tcW w:type="dxa" w:w="1440"/>
             <w:shd w:fill="FEF3C7"/>
           </w:tcPr>
           <w:p>
@@ -1528,7 +1610,7 @@
         </w:tc>
         <w:tc>
           <w:tcPr>
-            <w:tcW w:type="dxa" w:w="1680"/>
+            <w:tcW w:type="dxa" w:w="1440"/>
             <w:shd w:fill="FEF3C7"/>
           </w:tcPr>
           <w:p>
@@ -1542,7 +1624,7 @@
         </w:tc>
         <w:tc>
           <w:tcPr>
-            <w:tcW w:type="dxa" w:w="1680"/>
+            <w:tcW w:type="dxa" w:w="1440"/>
             <w:shd w:fill="FEF3C7"/>
           </w:tcPr>
           <w:p>
@@ -1556,7 +1638,7 @@
         </w:tc>
         <w:tc>
           <w:tcPr>
-            <w:tcW w:type="dxa" w:w="1680"/>
+            <w:tcW w:type="dxa" w:w="1440"/>
             <w:shd w:fill="FEF3C7"/>
           </w:tcPr>
           <w:p>
@@ -1570,7 +1652,7 @@
         </w:tc>
         <w:tc>
           <w:tcPr>
-            <w:tcW w:type="dxa" w:w="1680"/>
+            <w:tcW w:type="dxa" w:w="1440"/>
             <w:shd w:fill="FEF3C7"/>
           </w:tcPr>
           <w:p>
@@ -1582,11 +1664,26 @@
             </w:r>
           </w:p>
         </w:tc>
+        <w:tc>
+          <w:tcPr>
+            <w:tcW w:type="dxa" w:w="1440"/>
+            <w:shd w:fill="FEF3C7"/>
+          </w:tcPr>
+          <w:p>
+            <w:r>
+              <w:rPr>
+                <w:i/>
+                <w:sz w:val="16"/>
+              </w:rPr>
+              <w:t>[Paste https image URL]</w:t>
+            </w:r>
+          </w:p>
+        </w:tc>
       </w:tr>
       <w:tr>
         <w:tc>
           <w:tcPr>
-            <w:tcW w:type="dxa" w:w="1680"/>
+            <w:tcW w:type="dxa" w:w="1440"/>
             <w:shd w:fill="FEF3C7"/>
           </w:tcPr>
           <w:p>
@@ -1601,7 +1698,7 @@
         </w:tc>
         <w:tc>
           <w:tcPr>
-            <w:tcW w:type="dxa" w:w="1680"/>
+            <w:tcW w:type="dxa" w:w="1440"/>
             <w:shd w:fill="FEF3C7"/>
           </w:tcPr>
           <w:p>
@@ -1615,7 +1712,7 @@
         </w:tc>
         <w:tc>
           <w:tcPr>
-            <w:tcW w:type="dxa" w:w="1680"/>
+            <w:tcW w:type="dxa" w:w="1440"/>
             <w:shd w:fill="FEF3C7"/>
           </w:tcPr>
           <w:p>
@@ -1629,7 +1726,7 @@
         </w:tc>
         <w:tc>
           <w:tcPr>
-            <w:tcW w:type="dxa" w:w="1680"/>
+            <w:tcW w:type="dxa" w:w="1440"/>
             <w:shd w:fill="FEF3C7"/>
           </w:tcPr>
           <w:p>
@@ -1643,7 +1740,7 @@
         </w:tc>
         <w:tc>
           <w:tcPr>
-            <w:tcW w:type="dxa" w:w="1680"/>
+            <w:tcW w:type="dxa" w:w="1440"/>
             <w:shd w:fill="FEF3C7"/>
           </w:tcPr>
           <w:p>
@@ -1657,7 +1754,7 @@
         </w:tc>
         <w:tc>
           <w:tcPr>
-            <w:tcW w:type="dxa" w:w="1680"/>
+            <w:tcW w:type="dxa" w:w="1440"/>
             <w:shd w:fill="FEF3C7"/>
           </w:tcPr>
           <w:p>
@@ -1669,8 +1766,212 @@
             </w:r>
           </w:p>
         </w:tc>
+        <w:tc>
+          <w:tcPr>
+            <w:tcW w:type="dxa" w:w="1440"/>
+            <w:shd w:fill="FEF3C7"/>
+          </w:tcPr>
+          <w:p>
+            <w:r>
+              <w:rPr>
+                <w:i/>
+                <w:sz w:val="16"/>
+              </w:rPr>
+              <w:t>[Paste https image URL]</w:t>
+            </w:r>
+          </w:p>
+        </w:tc>
       </w:tr>
     </w:tbl>
+    <w:p>
+      <w:pPr>
+        <w:pStyle w:val="Heading2"/>
+        <w:spacing w:before="160"/>
+      </w:pPr>
+      <w:r>
+        <w:t>Catalog images (embedded preview)</w:t>
+      </w:r>
+    </w:p>
+    <w:p>
+      <w:r>
+        <w:rPr>
+          <w:b/>
+          <w:sz w:val="16"/>
+        </w:rPr>
+        <w:t>Meridian Savings Account — https://images.unsplash.com/photo-1554224155-6726b3ff858f?auto=format&amp;fit=crop&amp;w=800&amp;q=80</w:t>
+      </w:r>
+    </w:p>
+    <w:p>
+      <w:r>
+        <w:drawing>
+          <wp:inline xmlns:a="http://schemas.openxmlformats.org/drawingml/2006/main" xmlns:pic="http://schemas.openxmlformats.org/drawingml/2006/picture">
+            <wp:extent cx="1828800" cy="1049274"/>
+            <wp:docPr id="1" name="Picture 1"/>
+            <wp:cNvGraphicFramePr>
+              <a:graphicFrameLocks noChangeAspect="1"/>
+            </wp:cNvGraphicFramePr>
+            <a:graphic>
+              <a:graphicData uri="http://schemas.openxmlformats.org/drawingml/2006/picture">
+                <pic:pic>
+                  <pic:nvPicPr>
+                    <pic:cNvPr id="0" name="meridian_savings.jpg"/>
+                    <pic:cNvPicPr/>
+                  </pic:nvPicPr>
+                  <pic:blipFill>
+                    <a:blip r:embed="rId9"/>
+                    <a:stretch>
+                      <a:fillRect/>
+                    </a:stretch>
+                  </pic:blipFill>
+                  <pic:spPr>
+                    <a:xfrm>
+                      <a:off x="0" y="0"/>
+                      <a:ext cx="1828800" cy="1049274"/>
+                    </a:xfrm>
+                    <a:prstGeom prst="rect"/>
+                  </pic:spPr>
+                </pic:pic>
+              </a:graphicData>
+            </a:graphic>
+          </wp:inline>
+        </w:drawing>
+      </w:r>
+    </w:p>
+    <w:p>
+      <w:r>
+        <w:rPr>
+          <w:b/>
+          <w:sz w:val="16"/>
+        </w:rPr>
+        <w:t>Meridian Fixed Deposit — https://images.unsplash.com/photo-1579621970563-ebec7560ff3e?auto=format&amp;fit=crop&amp;w=800&amp;q=80</w:t>
+      </w:r>
+    </w:p>
+    <w:p>
+      <w:r>
+        <w:drawing>
+          <wp:inline xmlns:a="http://schemas.openxmlformats.org/drawingml/2006/main" xmlns:pic="http://schemas.openxmlformats.org/drawingml/2006/picture">
+            <wp:extent cx="1828800" cy="1218438"/>
+            <wp:docPr id="2" name="Picture 2"/>
+            <wp:cNvGraphicFramePr>
+              <a:graphicFrameLocks noChangeAspect="1"/>
+            </wp:cNvGraphicFramePr>
+            <a:graphic>
+              <a:graphicData uri="http://schemas.openxmlformats.org/drawingml/2006/picture">
+                <pic:pic>
+                  <pic:nvPicPr>
+                    <pic:cNvPr id="0" name="meridian_fd.jpg"/>
+                    <pic:cNvPicPr/>
+                  </pic:nvPicPr>
+                  <pic:blipFill>
+                    <a:blip r:embed="rId10"/>
+                    <a:stretch>
+                      <a:fillRect/>
+                    </a:stretch>
+                  </pic:blipFill>
+                  <pic:spPr>
+                    <a:xfrm>
+                      <a:off x="0" y="0"/>
+                      <a:ext cx="1828800" cy="1218438"/>
+                    </a:xfrm>
+                    <a:prstGeom prst="rect"/>
+                  </pic:spPr>
+                </pic:pic>
+              </a:graphicData>
+            </a:graphic>
+          </wp:inline>
+        </w:drawing>
+      </w:r>
+    </w:p>
+    <w:p>
+      <w:r>
+        <w:rPr>
+          <w:b/>
+          <w:sz w:val="16"/>
+        </w:rPr>
+        <w:t>CashBack / Travel Credit Card — https://images.unsplash.com/photo-1556742049-0cfed4f6a45d?auto=format&amp;fit=crop&amp;w=800&amp;q=80</w:t>
+      </w:r>
+    </w:p>
+    <w:p>
+      <w:r>
+        <w:drawing>
+          <wp:inline xmlns:a="http://schemas.openxmlformats.org/drawingml/2006/main" xmlns:pic="http://schemas.openxmlformats.org/drawingml/2006/picture">
+            <wp:extent cx="1828800" cy="1220724"/>
+            <wp:docPr id="3" name="Picture 3"/>
+            <wp:cNvGraphicFramePr>
+              <a:graphicFrameLocks noChangeAspect="1"/>
+            </wp:cNvGraphicFramePr>
+            <a:graphic>
+              <a:graphicData uri="http://schemas.openxmlformats.org/drawingml/2006/picture">
+                <pic:pic>
+                  <pic:nvPicPr>
+                    <pic:cNvPr id="0" name="meridian_card.jpg"/>
+                    <pic:cNvPicPr/>
+                  </pic:nvPicPr>
+                  <pic:blipFill>
+                    <a:blip r:embed="rId11"/>
+                    <a:stretch>
+                      <a:fillRect/>
+                    </a:stretch>
+                  </pic:blipFill>
+                  <pic:spPr>
+                    <a:xfrm>
+                      <a:off x="0" y="0"/>
+                      <a:ext cx="1828800" cy="1220724"/>
+                    </a:xfrm>
+                    <a:prstGeom prst="rect"/>
+                  </pic:spPr>
+                </pic:pic>
+              </a:graphicData>
+            </a:graphic>
+          </wp:inline>
+        </w:drawing>
+      </w:r>
+    </w:p>
+    <w:p>
+      <w:r>
+        <w:rPr>
+          <w:b/>
+          <w:sz w:val="16"/>
+        </w:rPr>
+        <w:t>Home Loan — https://images.unsplash.com/photo-1560518883-ce09059eeffa?auto=format&amp;fit=crop&amp;w=800&amp;q=80</w:t>
+      </w:r>
+    </w:p>
+    <w:p>
+      <w:r>
+        <w:drawing>
+          <wp:inline xmlns:a="http://schemas.openxmlformats.org/drawingml/2006/main" xmlns:pic="http://schemas.openxmlformats.org/drawingml/2006/picture">
+            <wp:extent cx="1828800" cy="1373886"/>
+            <wp:docPr id="4" name="Picture 4"/>
+            <wp:cNvGraphicFramePr>
+              <a:graphicFrameLocks noChangeAspect="1"/>
+            </wp:cNvGraphicFramePr>
+            <a:graphic>
+              <a:graphicData uri="http://schemas.openxmlformats.org/drawingml/2006/picture">
+                <pic:pic>
+                  <pic:nvPicPr>
+                    <pic:cNvPr id="0" name="meridian_homeloan.jpg"/>
+                    <pic:cNvPicPr/>
+                  </pic:nvPicPr>
+                  <pic:blipFill>
+                    <a:blip r:embed="rId12"/>
+                    <a:stretch>
+                      <a:fillRect/>
+                    </a:stretch>
+                  </pic:blipFill>
+                  <pic:spPr>
+                    <a:xfrm>
+                      <a:off x="0" y="0"/>
+                      <a:ext cx="1828800" cy="1373886"/>
+                    </a:xfrm>
+                    <a:prstGeom prst="rect"/>
+                  </pic:spPr>
+                </pic:pic>
+              </a:graphicData>
+            </a:graphic>
+          </wp:inline>
+        </w:drawing>
+      </w:r>
+    </w:p>
     <w:p>
       <w:pPr>
         <w:spacing w:after="200"/>
@@ -1780,7 +2081,7 @@
               <w:rPr>
                 <w:sz w:val="17"/>
               </w:rPr>
-              <w:t>Type 'Block Card' or tap 'Block Lost Card'. You will receive an SMS confirmation within 10 seconds.</w:t>
+              <w:t>Type Block Card or tap Block Lost Card and confirm the last 4 digits. Blocking is acknowledged by SMS usually within seconds.</w:t>
             </w:r>
           </w:p>
         </w:tc>
@@ -1825,7 +2126,7 @@
               <w:rPr>
                 <w:sz w:val="17"/>
               </w:rPr>
-              <w:t>For your safety, our chatbot provides answers, eligibility checks, and statements only — never money transfers.</w:t>
+              <w:t>No. This assistant helps with information, eligibility, and service requests only. Never share OTPs, PINs, or passwords here.</w:t>
             </w:r>
           </w:p>
         </w:tc>
@@ -1870,7 +2171,7 @@
               <w:rPr>
                 <w:sz w:val="17"/>
               </w:rPr>
-              <w:t>Aadhaar Card, PAN Card, and a passport-size photo. Video KYC is completed online in 5 minutes.</w:t>
+              <w:t>Aadhaar, PAN, and a photograph. Video KYC can often be completed online in minutes for eligible customers.</w:t>
             </w:r>
           </w:p>
         </w:tc>
@@ -1915,7 +2216,7 @@
               <w:rPr>
                 <w:sz w:val="17"/>
               </w:rPr>
-              <w:t>Tap 'Insurance &amp; Claims' for step-by-step documentation guidelines and instant hospital TPA approval lists.</w:t>
+              <w:t>Use Insurance &amp; Claims for the checklist, TPA contacts, and document upload guidance. Keep policy number and hospital bills ready.</w:t>
             </w:r>
           </w:p>
         </w:tc>
@@ -1930,6 +2231,456 @@
                 <w:sz w:val="17"/>
               </w:rPr>
               <w:t>Claims</w:t>
+            </w:r>
+          </w:p>
+        </w:tc>
+      </w:tr>
+      <w:tr>
+        <w:tc>
+          <w:tcPr>
+            <w:tcW w:type="dxa" w:w="3360"/>
+            <w:shd w:fill="FFFFFF"/>
+          </w:tcPr>
+          <w:p>
+            <w:r>
+              <w:rPr>
+                <w:b/>
+                <w:sz w:val="17"/>
+              </w:rPr>
+              <w:t>How can I find my IFSC and branch details?</w:t>
+            </w:r>
+          </w:p>
+        </w:tc>
+        <w:tc>
+          <w:tcPr>
+            <w:tcW w:type="dxa" w:w="3360"/>
+            <w:shd w:fill="FFFFFF"/>
+          </w:tcPr>
+          <w:p>
+            <w:r>
+              <w:rPr>
+                <w:sz w:val="17"/>
+              </w:rPr>
+              <w:t>Ask for your city or PIN, or use Locate Branch &amp; ATM. IFSC is also printed on cheque books and account statements.</w:t>
+            </w:r>
+          </w:p>
+        </w:tc>
+        <w:tc>
+          <w:tcPr>
+            <w:tcW w:type="dxa" w:w="3360"/>
+            <w:shd w:fill="FFFFFF"/>
+          </w:tcPr>
+          <w:p>
+            <w:r>
+              <w:rPr>
+                <w:sz w:val="17"/>
+              </w:rPr>
+              <w:t>Branch Info</w:t>
+            </w:r>
+          </w:p>
+        </w:tc>
+      </w:tr>
+      <w:tr>
+        <w:tc>
+          <w:tcPr>
+            <w:tcW w:type="dxa" w:w="3360"/>
+            <w:shd w:fill="EEF2FF"/>
+          </w:tcPr>
+          <w:p>
+            <w:r>
+              <w:rPr>
+                <w:b/>
+                <w:sz w:val="17"/>
+              </w:rPr>
+              <w:t>What is the minimum balance for Elite Savings?</w:t>
+            </w:r>
+          </w:p>
+        </w:tc>
+        <w:tc>
+          <w:tcPr>
+            <w:tcW w:type="dxa" w:w="3360"/>
+            <w:shd w:fill="EEF2FF"/>
+          </w:tcPr>
+          <w:p>
+            <w:r>
+              <w:rPr>
+                <w:sz w:val="17"/>
+              </w:rPr>
+              <w:t>Average Monthly Balance of ₹10,000. Non-maintenance charges apply as per the schedule of charges.</w:t>
+            </w:r>
+          </w:p>
+        </w:tc>
+        <w:tc>
+          <w:tcPr>
+            <w:tcW w:type="dxa" w:w="3360"/>
+            <w:shd w:fill="EEF2FF"/>
+          </w:tcPr>
+          <w:p>
+            <w:r>
+              <w:rPr>
+                <w:sz w:val="17"/>
+              </w:rPr>
+              <w:t>Accounts</w:t>
+            </w:r>
+          </w:p>
+        </w:tc>
+      </w:tr>
+      <w:tr>
+        <w:tc>
+          <w:tcPr>
+            <w:tcW w:type="dxa" w:w="3360"/>
+            <w:shd w:fill="FFFFFF"/>
+          </w:tcPr>
+          <w:p>
+            <w:r>
+              <w:rPr>
+                <w:b/>
+                <w:sz w:val="17"/>
+              </w:rPr>
+              <w:t>How do I activate net banking or mobile banking?</w:t>
+            </w:r>
+          </w:p>
+        </w:tc>
+        <w:tc>
+          <w:tcPr>
+            <w:tcW w:type="dxa" w:w="3360"/>
+            <w:shd w:fill="FFFFFF"/>
+          </w:tcPr>
+          <w:p>
+            <w:r>
+              <w:rPr>
+                <w:sz w:val="17"/>
+              </w:rPr>
+              <w:t>Use the official bank app or net-banking portal after debit-card based activation. The chatbot will never ask for your password.</w:t>
+            </w:r>
+          </w:p>
+        </w:tc>
+        <w:tc>
+          <w:tcPr>
+            <w:tcW w:type="dxa" w:w="3360"/>
+            <w:shd w:fill="FFFFFF"/>
+          </w:tcPr>
+          <w:p>
+            <w:r>
+              <w:rPr>
+                <w:sz w:val="17"/>
+              </w:rPr>
+              <w:t>Digital Banking</w:t>
+            </w:r>
+          </w:p>
+        </w:tc>
+      </w:tr>
+      <w:tr>
+        <w:tc>
+          <w:tcPr>
+            <w:tcW w:type="dxa" w:w="3360"/>
+            <w:shd w:fill="EEF2FF"/>
+          </w:tcPr>
+          <w:p>
+            <w:r>
+              <w:rPr>
+                <w:b/>
+                <w:sz w:val="17"/>
+              </w:rPr>
+              <w:t>What should I do if I see an unauthorized transaction?</w:t>
+            </w:r>
+          </w:p>
+        </w:tc>
+        <w:tc>
+          <w:tcPr>
+            <w:tcW w:type="dxa" w:w="3360"/>
+            <w:shd w:fill="EEF2FF"/>
+          </w:tcPr>
+          <w:p>
+            <w:r>
+              <w:rPr>
+                <w:sz w:val="17"/>
+              </w:rPr>
+              <w:t>Block the card immediately, then raise a dispute ticket with date, amount, and merchant. Keep SMS alerts as evidence.</w:t>
+            </w:r>
+          </w:p>
+        </w:tc>
+        <w:tc>
+          <w:tcPr>
+            <w:tcW w:type="dxa" w:w="3360"/>
+            <w:shd w:fill="EEF2FF"/>
+          </w:tcPr>
+          <w:p>
+            <w:r>
+              <w:rPr>
+                <w:sz w:val="17"/>
+              </w:rPr>
+              <w:t>Fraud</w:t>
+            </w:r>
+          </w:p>
+        </w:tc>
+      </w:tr>
+      <w:tr>
+        <w:tc>
+          <w:tcPr>
+            <w:tcW w:type="dxa" w:w="3360"/>
+            <w:shd w:fill="FFFFFF"/>
+          </w:tcPr>
+          <w:p>
+            <w:r>
+              <w:rPr>
+                <w:b/>
+                <w:sz w:val="17"/>
+              </w:rPr>
+              <w:t>Are senior citizens eligible for higher FD rates?</w:t>
+            </w:r>
+          </w:p>
+        </w:tc>
+        <w:tc>
+          <w:tcPr>
+            <w:tcW w:type="dxa" w:w="3360"/>
+            <w:shd w:fill="FFFFFF"/>
+          </w:tcPr>
+          <w:p>
+            <w:r>
+              <w:rPr>
+                <w:sz w:val="17"/>
+              </w:rPr>
+              <w:t>Yes — senior citizen rates are published on the Smart Fixed Deposit scheme and may be ~0.50% higher.</w:t>
+            </w:r>
+          </w:p>
+        </w:tc>
+        <w:tc>
+          <w:tcPr>
+            <w:tcW w:type="dxa" w:w="3360"/>
+            <w:shd w:fill="FFFFFF"/>
+          </w:tcPr>
+          <w:p>
+            <w:r>
+              <w:rPr>
+                <w:sz w:val="17"/>
+              </w:rPr>
+              <w:t>Deposits</w:t>
+            </w:r>
+          </w:p>
+        </w:tc>
+      </w:tr>
+      <w:tr>
+        <w:tc>
+          <w:tcPr>
+            <w:tcW w:type="dxa" w:w="3360"/>
+            <w:shd w:fill="EEF2FF"/>
+          </w:tcPr>
+          <w:p>
+            <w:r>
+              <w:rPr>
+                <w:b/>
+                <w:sz w:val="17"/>
+              </w:rPr>
+              <w:t>How long does home loan sanction take?</w:t>
+            </w:r>
+          </w:p>
+        </w:tc>
+        <w:tc>
+          <w:tcPr>
+            <w:tcW w:type="dxa" w:w="3360"/>
+            <w:shd w:fill="EEF2FF"/>
+          </w:tcPr>
+          <w:p>
+            <w:r>
+              <w:rPr>
+                <w:sz w:val="17"/>
+              </w:rPr>
+              <w:t>Express Home Loan targets sanction in about 48 hours after complete documents and satisfactory verification.</w:t>
+            </w:r>
+          </w:p>
+        </w:tc>
+        <w:tc>
+          <w:tcPr>
+            <w:tcW w:type="dxa" w:w="3360"/>
+            <w:shd w:fill="EEF2FF"/>
+          </w:tcPr>
+          <w:p>
+            <w:r>
+              <w:rPr>
+                <w:sz w:val="17"/>
+              </w:rPr>
+              <w:t>Loans</w:t>
+            </w:r>
+          </w:p>
+        </w:tc>
+      </w:tr>
+      <w:tr>
+        <w:tc>
+          <w:tcPr>
+            <w:tcW w:type="dxa" w:w="3360"/>
+            <w:shd w:fill="FFFFFF"/>
+          </w:tcPr>
+          <w:p>
+            <w:r>
+              <w:rPr>
+                <w:b/>
+                <w:sz w:val="17"/>
+              </w:rPr>
+              <w:t>Can I update my registered mobile number?</w:t>
+            </w:r>
+          </w:p>
+        </w:tc>
+        <w:tc>
+          <w:tcPr>
+            <w:tcW w:type="dxa" w:w="3360"/>
+            <w:shd w:fill="FFFFFF"/>
+          </w:tcPr>
+          <w:p>
+            <w:r>
+              <w:rPr>
+                <w:sz w:val="17"/>
+              </w:rPr>
+              <w:t>Visit a branch with KYC or use authenticated channels in the official app. WhatsApp cannot change registered numbers alone.</w:t>
+            </w:r>
+          </w:p>
+        </w:tc>
+        <w:tc>
+          <w:tcPr>
+            <w:tcW w:type="dxa" w:w="3360"/>
+            <w:shd w:fill="FFFFFF"/>
+          </w:tcPr>
+          <w:p>
+            <w:r>
+              <w:rPr>
+                <w:sz w:val="17"/>
+              </w:rPr>
+              <w:t>Profile</w:t>
+            </w:r>
+          </w:p>
+        </w:tc>
+      </w:tr>
+      <w:tr>
+        <w:tc>
+          <w:tcPr>
+            <w:tcW w:type="dxa" w:w="3360"/>
+            <w:shd w:fill="EEF2FF"/>
+          </w:tcPr>
+          <w:p>
+            <w:r>
+              <w:rPr>
+                <w:b/>
+                <w:sz w:val="17"/>
+              </w:rPr>
+              <w:t>What are branch working hours?</w:t>
+            </w:r>
+          </w:p>
+        </w:tc>
+        <w:tc>
+          <w:tcPr>
+            <w:tcW w:type="dxa" w:w="3360"/>
+            <w:shd w:fill="EEF2FF"/>
+          </w:tcPr>
+          <w:p>
+            <w:r>
+              <w:rPr>
+                <w:sz w:val="17"/>
+              </w:rPr>
+              <w:t>Typically 09:30 AM – 05:00 PM on weekdays and 1st/3rd/5th Saturdays. Confirm for your branch as timings can vary.</w:t>
+            </w:r>
+          </w:p>
+        </w:tc>
+        <w:tc>
+          <w:tcPr>
+            <w:tcW w:type="dxa" w:w="3360"/>
+            <w:shd w:fill="EEF2FF"/>
+          </w:tcPr>
+          <w:p>
+            <w:r>
+              <w:rPr>
+                <w:sz w:val="17"/>
+              </w:rPr>
+              <w:t>Branch Info</w:t>
+            </w:r>
+          </w:p>
+        </w:tc>
+      </w:tr>
+      <w:tr>
+        <w:tc>
+          <w:tcPr>
+            <w:tcW w:type="dxa" w:w="3360"/>
+            <w:shd w:fill="FFFFFF"/>
+          </w:tcPr>
+          <w:p>
+            <w:r>
+              <w:rPr>
+                <w:b/>
+                <w:sz w:val="17"/>
+              </w:rPr>
+              <w:t>Do you offer nomination facilities?</w:t>
+            </w:r>
+          </w:p>
+        </w:tc>
+        <w:tc>
+          <w:tcPr>
+            <w:tcW w:type="dxa" w:w="3360"/>
+            <w:shd w:fill="FFFFFF"/>
+          </w:tcPr>
+          <w:p>
+            <w:r>
+              <w:rPr>
+                <w:sz w:val="17"/>
+              </w:rPr>
+              <w:t>Yes. Nomination can be registered for savings, deposits, and lockers as per bank policy.</w:t>
+            </w:r>
+          </w:p>
+        </w:tc>
+        <w:tc>
+          <w:tcPr>
+            <w:tcW w:type="dxa" w:w="3360"/>
+            <w:shd w:fill="FFFFFF"/>
+          </w:tcPr>
+          <w:p>
+            <w:r>
+              <w:rPr>
+                <w:sz w:val="17"/>
+              </w:rPr>
+              <w:t>Accounts</w:t>
+            </w:r>
+          </w:p>
+        </w:tc>
+      </w:tr>
+      <w:tr>
+        <w:tc>
+          <w:tcPr>
+            <w:tcW w:type="dxa" w:w="3360"/>
+            <w:shd w:fill="EEF2FF"/>
+          </w:tcPr>
+          <w:p>
+            <w:r>
+              <w:rPr>
+                <w:b/>
+                <w:sz w:val="17"/>
+              </w:rPr>
+              <w:t>How do I download account statements?</w:t>
+            </w:r>
+          </w:p>
+        </w:tc>
+        <w:tc>
+          <w:tcPr>
+            <w:tcW w:type="dxa" w:w="3360"/>
+            <w:shd w:fill="EEF2FF"/>
+          </w:tcPr>
+          <w:p>
+            <w:r>
+              <w:rPr>
+                <w:sz w:val="17"/>
+              </w:rPr>
+              <w:t>Use official net banking/app for PDF statements. The assistant can explain steps but cannot email statements without authenticated channels.</w:t>
+            </w:r>
+          </w:p>
+        </w:tc>
+        <w:tc>
+          <w:tcPr>
+            <w:tcW w:type="dxa" w:w="3360"/>
+            <w:shd w:fill="EEF2FF"/>
+          </w:tcPr>
+          <w:p>
+            <w:r>
+              <w:rPr>
+                <w:sz w:val="17"/>
+              </w:rPr>
+              <w:t>Statements</w:t>
             </w:r>
           </w:p>
         </w:tc>
@@ -2020,6 +2771,238 @@
                 <w:i/>
                 <w:sz w:val="17"/>
               </w:rPr>
+            </w:r>
+          </w:p>
+        </w:tc>
+      </w:tr>
+    </w:tbl>
+    <w:p>
+      <w:r>
+        <w:rPr>
+          <w:i/>
+          <w:sz w:val="17"/>
+        </w:rPr>
+        <w:t>Knowledge Base Articles — longer policy / how-to pages indexed for chatbot retrieval (keep the Title / Category / Article Content columns).</w:t>
+      </w:r>
+    </w:p>
+    <w:tbl>
+      <w:tblPr>
+        <w:tblW w:type="auto" w:w="0"/>
+        <w:jc w:val="center"/>
+        <w:tblLook w:firstColumn="1" w:firstRow="1" w:lastColumn="0" w:lastRow="0" w:noHBand="0" w:noVBand="1" w:val="04A0"/>
+        <w:tblBorders>
+          <w:top w:val="single" w:sz="4" w:space="0" w:color="D3D3D3"/>
+          <w:bottom w:val="single" w:sz="4" w:space="0" w:color="D3D3D3"/>
+          <w:left w:val="none"/>
+          <w:right w:val="none"/>
+          <w:insideH w:val="single" w:sz="4" w:space="0" w:color="D3D3D3"/>
+          <w:insideV w:val="none"/>
+        </w:tblBorders>
+      </w:tblPr>
+      <w:tblGrid>
+        <w:gridCol w:w="3360"/>
+        <w:gridCol w:w="3360"/>
+        <w:gridCol w:w="3360"/>
+      </w:tblGrid>
+      <w:tr>
+        <w:tc>
+          <w:tcPr>
+            <w:tcW w:type="dxa" w:w="3360"/>
+            <w:shd w:fill="312E81"/>
+          </w:tcPr>
+          <w:p>
+            <w:r>
+              <w:rPr>
+                <w:b/>
+                <w:color w:val="FFFFFF"/>
+                <w:sz w:val="18"/>
+              </w:rPr>
+              <w:t>Knowledge Article Title</w:t>
+            </w:r>
+          </w:p>
+        </w:tc>
+        <w:tc>
+          <w:tcPr>
+            <w:tcW w:type="dxa" w:w="3360"/>
+            <w:shd w:fill="312E81"/>
+          </w:tcPr>
+          <w:p>
+            <w:r>
+              <w:rPr>
+                <w:b/>
+                <w:color w:val="FFFFFF"/>
+                <w:sz w:val="18"/>
+              </w:rPr>
+              <w:t>Category</w:t>
+            </w:r>
+          </w:p>
+        </w:tc>
+        <w:tc>
+          <w:tcPr>
+            <w:tcW w:type="dxa" w:w="3360"/>
+            <w:shd w:fill="312E81"/>
+          </w:tcPr>
+          <w:p>
+            <w:r>
+              <w:rPr>
+                <w:b/>
+                <w:color w:val="FFFFFF"/>
+                <w:sz w:val="18"/>
+              </w:rPr>
+              <w:t>Article Content</w:t>
+            </w:r>
+          </w:p>
+        </w:tc>
+      </w:tr>
+      <w:tr>
+        <w:tc>
+          <w:tcPr>
+            <w:tcW w:type="dxa" w:w="3360"/>
+            <w:shd w:fill="FFFFFF"/>
+          </w:tcPr>
+          <w:p>
+            <w:r>
+              <w:rPr>
+                <w:b/>
+                <w:sz w:val="16"/>
+              </w:rPr>
+              <w:t>Card Safety, Fraud Response &amp; Digital Banking Guardrails</w:t>
+            </w:r>
+          </w:p>
+        </w:tc>
+        <w:tc>
+          <w:tcPr>
+            <w:tcW w:type="dxa" w:w="3360"/>
+            <w:shd w:fill="FFFFFF"/>
+          </w:tcPr>
+          <w:p>
+            <w:r>
+              <w:rPr>
+                <w:sz w:val="16"/>
+              </w:rPr>
+              <w:t>Security</w:t>
+            </w:r>
+          </w:p>
+        </w:tc>
+        <w:tc>
+          <w:tcPr>
+            <w:tcW w:type="dxa" w:w="3360"/>
+            <w:shd w:fill="FFFFFF"/>
+          </w:tcPr>
+          <w:p>
+            <w:r>
+              <w:rPr>
+                <w:sz w:val="16"/>
+              </w:rPr>
+              <w:t># Stay Safe</w:t>
+              <w:br/>
+              <w:br/>
+              <w:t>Block lost cards immediately via the menu. Never share OTP, PIN, CVV, or passwords in chat.</w:t>
+              <w:br/>
+              <w:br/>
+              <w:t>This WhatsApp assistant does not move money. Use official apps/net banking for payments. Report unauthorized transactions at once with amount, time, and merchant details.</w:t>
+            </w:r>
+          </w:p>
+        </w:tc>
+      </w:tr>
+      <w:tr>
+        <w:tc>
+          <w:tcPr>
+            <w:tcW w:type="dxa" w:w="3360"/>
+            <w:shd w:fill="E0E7FF"/>
+          </w:tcPr>
+          <w:p>
+            <w:r>
+              <w:rPr>
+                <w:b/>
+                <w:sz w:val="16"/>
+              </w:rPr>
+              <w:t>Accounts, Deposits, Cards &amp; Loans Overview</w:t>
+            </w:r>
+          </w:p>
+        </w:tc>
+        <w:tc>
+          <w:tcPr>
+            <w:tcW w:type="dxa" w:w="3360"/>
+            <w:shd w:fill="E0E7FF"/>
+          </w:tcPr>
+          <w:p>
+            <w:r>
+              <w:rPr>
+                <w:sz w:val="16"/>
+              </w:rPr>
+              <w:t>Products</w:t>
+            </w:r>
+          </w:p>
+        </w:tc>
+        <w:tc>
+          <w:tcPr>
+            <w:tcW w:type="dxa" w:w="3360"/>
+            <w:shd w:fill="E0E7FF"/>
+          </w:tcPr>
+          <w:p>
+            <w:r>
+              <w:rPr>
+                <w:sz w:val="16"/>
+              </w:rPr>
+              <w:t># Product Guide</w:t>
+              <w:br/>
+              <w:br/>
+              <w:t>Elite Savings offers higher interest with AMB requirements and lifestyle benefits. Fixed deposits support flexible tenures and senior-citizen rate upsides.</w:t>
+              <w:br/>
+              <w:br/>
+              <w:t>CashBack cards and Express Home Loans have published eligibility — ask for the latest rate sheet and document checklist before applying.</w:t>
+            </w:r>
+          </w:p>
+        </w:tc>
+      </w:tr>
+      <w:tr>
+        <w:tc>
+          <w:tcPr>
+            <w:tcW w:type="dxa" w:w="3360"/>
+            <w:shd w:fill="FFFFFF"/>
+          </w:tcPr>
+          <w:p>
+            <w:r>
+              <w:rPr>
+                <w:b/>
+                <w:sz w:val="16"/>
+              </w:rPr>
+              <w:t>Claims, Branch Locator &amp; Service Requests</w:t>
+            </w:r>
+          </w:p>
+        </w:tc>
+        <w:tc>
+          <w:tcPr>
+            <w:tcW w:type="dxa" w:w="3360"/>
+            <w:shd w:fill="FFFFFF"/>
+          </w:tcPr>
+          <w:p>
+            <w:r>
+              <w:rPr>
+                <w:sz w:val="16"/>
+              </w:rPr>
+              <w:t>Service</w:t>
+            </w:r>
+          </w:p>
+        </w:tc>
+        <w:tc>
+          <w:tcPr>
+            <w:tcW w:type="dxa" w:w="3360"/>
+            <w:shd w:fill="FFFFFF"/>
+          </w:tcPr>
+          <w:p>
+            <w:r>
+              <w:rPr>
+                <w:sz w:val="16"/>
+              </w:rPr>
+              <w:t># Everyday Banking Help</w:t>
+              <w:br/>
+              <w:br/>
+              <w:t>Insurance claims follow the checklist under Insurance &amp; Claims. Branch/ATM locator helps with IFSC and timings (typically weekdays + alternate Saturdays).</w:t>
+              <w:br/>
+              <w:br/>
+              <w:t>Service requests (statements, nomination, mobile update) may require authenticated banking channels or a branch visit for regulatory compliance.</w:t>
             </w:r>
           </w:p>
         </w:tc>
@@ -2148,7 +3131,7 @@
               <w:rPr>
                 <w:sz w:val="17"/>
               </w:rPr>
-              <w:t>Welcome to Meridian Premier Bank! How can I assist you today?</w:t>
+              <w:t>Welcome to Meridian Bank! How can I assist you today?</w:t>
             </w:r>
           </w:p>
         </w:tc>

--- a/backend/static/templates/onboarding/banking_onboarding_kit.docx
+++ b/backend/static/templates/onboarding/banking_onboarding_kit.docx
@@ -3019,6 +3019,232 @@
         <w:spacing w:before="280" w:after="80"/>
       </w:pPr>
       <w:r>
+        <w:t>[SECTION: INFO PAGES]</w:t>
+      </w:r>
+    </w:p>
+    <w:p>
+      <w:r>
+        <w:rPr>
+          <w:i/>
+          <w:sz w:val="17"/>
+        </w:rPr>
+        <w:t>These answers populate the Technologies / Projects / Careers / Benefits console pages (and matching WhatsApp intents). Keep Page Name exactly as shown.</w:t>
+      </w:r>
+    </w:p>
+    <w:tbl>
+      <w:tblPr>
+        <w:tblW w:type="auto" w:w="0"/>
+        <w:jc w:val="center"/>
+        <w:tblLook w:firstColumn="1" w:firstRow="1" w:lastColumn="0" w:lastRow="0" w:noHBand="0" w:noVBand="1" w:val="04A0"/>
+        <w:tblBorders>
+          <w:top w:val="single" w:sz="4" w:space="0" w:color="D3D3D3"/>
+          <w:bottom w:val="single" w:sz="4" w:space="0" w:color="D3D3D3"/>
+          <w:left w:val="none"/>
+          <w:right w:val="none"/>
+          <w:insideH w:val="single" w:sz="4" w:space="0" w:color="D3D3D3"/>
+          <w:insideV w:val="none"/>
+        </w:tblBorders>
+      </w:tblPr>
+      <w:tblGrid>
+        <w:gridCol w:w="5040"/>
+        <w:gridCol w:w="5040"/>
+      </w:tblGrid>
+      <w:tr>
+        <w:tc>
+          <w:tcPr>
+            <w:tcW w:type="dxa" w:w="5040"/>
+            <w:shd w:fill="6D28D9"/>
+          </w:tcPr>
+          <w:p>
+            <w:r>
+              <w:rPr>
+                <w:b/>
+                <w:color w:val="FFFFFF"/>
+                <w:sz w:val="18"/>
+              </w:rPr>
+              <w:t>Page Name (intent)</w:t>
+            </w:r>
+          </w:p>
+        </w:tc>
+        <w:tc>
+          <w:tcPr>
+            <w:tcW w:type="dxa" w:w="5040"/>
+            <w:shd w:fill="6D28D9"/>
+          </w:tcPr>
+          <w:p>
+            <w:r>
+              <w:rPr>
+                <w:b/>
+                <w:color w:val="FFFFFF"/>
+                <w:sz w:val="18"/>
+              </w:rPr>
+              <w:t>Bot Answer Content</w:t>
+            </w:r>
+          </w:p>
+        </w:tc>
+      </w:tr>
+      <w:tr>
+        <w:tc>
+          <w:tcPr>
+            <w:tcW w:type="dxa" w:w="5040"/>
+            <w:shd w:fill="FFFFFF"/>
+          </w:tcPr>
+          <w:p>
+            <w:r>
+              <w:rPr>
+                <w:b/>
+                <w:sz w:val="16"/>
+              </w:rPr>
+              <w:t>technologies</w:t>
+            </w:r>
+          </w:p>
+        </w:tc>
+        <w:tc>
+          <w:tcPr>
+            <w:tcW w:type="dxa" w:w="5040"/>
+            <w:shd w:fill="FFFFFF"/>
+          </w:tcPr>
+          <w:p>
+            <w:r>
+              <w:rPr>
+                <w:sz w:val="16"/>
+              </w:rPr>
+              <w:t>• Digital banking channels:</w:t>
+              <w:br/>
+              <w:t>• Mobile app &amp; net banking (never share OTP/PIN in chat)</w:t>
+              <w:br/>
+              <w:t>• Instant card block and service requests</w:t>
+              <w:br/>
+              <w:t>• Secure KYC / video-KYC journeys</w:t>
+              <w:br/>
+              <w:t>• Ask how to activate a product — we guide steps, not passwords.</w:t>
+            </w:r>
+          </w:p>
+        </w:tc>
+      </w:tr>
+      <w:tr>
+        <w:tc>
+          <w:tcPr>
+            <w:tcW w:type="dxa" w:w="5040"/>
+            <w:shd w:fill="F5F3FF"/>
+          </w:tcPr>
+          <w:p>
+            <w:r>
+              <w:rPr>
+                <w:b/>
+                <w:sz w:val="16"/>
+              </w:rPr>
+              <w:t>projects</w:t>
+            </w:r>
+          </w:p>
+        </w:tc>
+        <w:tc>
+          <w:tcPr>
+            <w:tcW w:type="dxa" w:w="5040"/>
+            <w:shd w:fill="F5F3FF"/>
+          </w:tcPr>
+          <w:p>
+            <w:r>
+              <w:rPr>
+                <w:sz w:val="16"/>
+              </w:rPr>
+              <w:t>• Flagship products:</w:t>
+              <w:br/>
+              <w:t>• Savings &amp; FD schemes</w:t>
+              <w:br/>
+              <w:t>• Cashback / travel cards</w:t>
+              <w:br/>
+              <w:t>• Home, personal and vehicle loans</w:t>
+              <w:br/>
+              <w:t>• Browse offerings or ask eligibility questions.</w:t>
+            </w:r>
+          </w:p>
+        </w:tc>
+      </w:tr>
+      <w:tr>
+        <w:tc>
+          <w:tcPr>
+            <w:tcW w:type="dxa" w:w="5040"/>
+            <w:shd w:fill="FFFFFF"/>
+          </w:tcPr>
+          <w:p>
+            <w:r>
+              <w:rPr>
+                <w:b/>
+                <w:sz w:val="16"/>
+              </w:rPr>
+              <w:t>careers</w:t>
+            </w:r>
+          </w:p>
+        </w:tc>
+        <w:tc>
+          <w:tcPr>
+            <w:tcW w:type="dxa" w:w="5040"/>
+            <w:shd w:fill="FFFFFF"/>
+          </w:tcPr>
+          <w:p>
+            <w:r>
+              <w:rPr>
+                <w:sz w:val="16"/>
+              </w:rPr>
+              <w:t>• Careers across branches, credit and digital teams.</w:t>
+              <w:br/>
+              <w:t>• Apply via the official careers channel or support email.</w:t>
+            </w:r>
+          </w:p>
+        </w:tc>
+      </w:tr>
+      <w:tr>
+        <w:tc>
+          <w:tcPr>
+            <w:tcW w:type="dxa" w:w="5040"/>
+            <w:shd w:fill="F5F3FF"/>
+          </w:tcPr>
+          <w:p>
+            <w:r>
+              <w:rPr>
+                <w:b/>
+                <w:sz w:val="16"/>
+              </w:rPr>
+              <w:t>benefits</w:t>
+            </w:r>
+          </w:p>
+        </w:tc>
+        <w:tc>
+          <w:tcPr>
+            <w:tcW w:type="dxa" w:w="5040"/>
+            <w:shd w:fill="F5F3FF"/>
+          </w:tcPr>
+          <w:p>
+            <w:r>
+              <w:rPr>
+                <w:sz w:val="16"/>
+              </w:rPr>
+              <w:t>• Why customers bank with Meridian:</w:t>
+              <w:br/>
+              <w:t>• Clear product guides without phishing asks</w:t>
+              <w:br/>
+              <w:t>• Fast card-block and fraud escalation</w:t>
+              <w:br/>
+              <w:t>• Branch/ATM locator help</w:t>
+              <w:br/>
+              <w:t>• Published grievance timelines.</w:t>
+            </w:r>
+          </w:p>
+        </w:tc>
+      </w:tr>
+    </w:tbl>
+    <w:p>
+      <w:pPr>
+        <w:spacing w:after="200"/>
+      </w:pPr>
+    </w:p>
+    <w:p>
+      <w:pPr>
+        <w:pStyle w:val="Heading1"/>
+        <w:spacing w:before="280" w:after="80"/>
+      </w:pPr>
+      <w:r>
         <w:t>[SECTION: BOT PERSONA &amp; GUARDRAILS]</w:t>
       </w:r>
     </w:p>
